--- a/dist/คู่มือ_หัวหน้าครู.docx
+++ b/dist/คู่มือ_หัวหน้าครู.docx
@@ -603,6 +603,32 @@
           <w:szCs w:val="20"/>
         </w:rPr>
         <w:t xml:space="preserve">  —  ตรวจชั่วโมงก่อนส่งให้แอดมินยืนยัน</w:t>
+      </w:r>
+    </w:p>
+    <w:p>
+      <w:pPr>
+        <w:spacing w:after="60"/>
+        <w:ind w:left="312"/>
+      </w:pPr>
+      <w:r>
+        <w:rPr>
+          <w:rFonts w:ascii="Tahoma" w:hAnsi="Tahoma" w:cs="Tahoma" w:eastAsia="Tahoma"/>
+          <w:b/>
+          <w:color w:val="1C2A33"/>
+          <w:sz w:val="20"/>
+          <w:szCs w:val="20"/>
+        </w:rPr>
+        <w:t>• 🔔 แจ้งเตือนเมื่อมีคำขอรออนุมัติ</w:t>
+      </w:r>
+      <w:r>
+        <w:rPr>
+          <w:rFonts w:ascii="Tahoma" w:hAnsi="Tahoma" w:cs="Tahoma" w:eastAsia="Tahoma"/>
+          <w:b w:val="0"/>
+          <w:color w:val="62757F"/>
+          <w:sz w:val="20"/>
+          <w:szCs w:val="20"/>
+        </w:rPr>
+        <w:t xml:space="preserve">  —  ขึ้นที่กระดิ่งในแอป (และ LINE ถ้าโรงเรียนเปิดช่องนั้นไว้) — ขึ้นอยู่กับหัวข้อ “มีคำขอรออนุมัติ” ในหน้าตั้งค่าการแจ้งเตือนของแอดมิน</w:t>
       </w:r>
     </w:p>
     <w:p>

--- a/dist/คู่มือ_หัวหน้าครู.docx
+++ b/dist/คู่มือ_หัวหน้าครู.docx
@@ -509,7 +509,142 @@
           <w:sz w:val="24"/>
           <w:szCs w:val="24"/>
         </w:rPr>
-        <w:t>2.2  เพิ่ม — อนุมัติขั้นที่ 1</w:t>
+        <w:t>2.2  เพิ่ม — 👨‍👩‍👧 ข้อมูลผู้ปกครอง</w:t>
+      </w:r>
+    </w:p>
+    <w:p>
+      <w:pPr>
+        <w:spacing w:after="100" w:before="0"/>
+      </w:pPr>
+      <w:r>
+        <w:rPr>
+          <w:rFonts w:ascii="Tahoma" w:hAnsi="Tahoma" w:cs="Tahoma" w:eastAsia="Tahoma"/>
+          <w:b w:val="0"/>
+          <w:color w:val="62757F"/>
+          <w:sz w:val="20"/>
+          <w:szCs w:val="20"/>
+        </w:rPr>
+        <w:t>ปุ่มอยู่ในแถวปุ่มของหน้าหลัก (แถวเดียวกับ “ตรวจสอบการลงเวลา”)</w:t>
+      </w:r>
+    </w:p>
+    <w:p>
+      <w:pPr>
+        <w:spacing w:after="60"/>
+        <w:ind w:left="312"/>
+      </w:pPr>
+      <w:r>
+        <w:rPr>
+          <w:rFonts w:ascii="Tahoma" w:hAnsi="Tahoma" w:cs="Tahoma" w:eastAsia="Tahoma"/>
+          <w:b/>
+          <w:color w:val="1C2A33"/>
+          <w:sz w:val="20"/>
+          <w:szCs w:val="20"/>
+        </w:rPr>
+        <w:t>• ดูข้อมูลติดต่อผู้ปกครอง</w:t>
+      </w:r>
+      <w:r>
+        <w:rPr>
+          <w:rFonts w:ascii="Tahoma" w:hAnsi="Tahoma" w:cs="Tahoma" w:eastAsia="Tahoma"/>
+          <w:b w:val="0"/>
+          <w:color w:val="62757F"/>
+          <w:sz w:val="20"/>
+          <w:szCs w:val="20"/>
+        </w:rPr>
+        <w:t xml:space="preserve">  —  ชื่อ · ความสัมพันธ์ · **เบอร์โทร (กดโทรได้เลย)** · เบอร์ที่ทำงาน · อาชีพ · ที่ทำงาน · **ลูกของใคร อยู่ชั้นไหน** · และ**ผูก LINE แล้วหรือยัง** (ถ้ายังไม่ผูกจะมีป้ายบอก — ใช้ตอบคำถามว่า “ทำไมครอบครัวนี้ไม่ตอบข้อความ”) · ค้นหาได้ด้วยชื่อผู้ปกครอง ชื่อเด็ก หรือเบอร์โทร</w:t>
+      </w:r>
+    </w:p>
+    <w:p>
+      <w:pPr>
+        <w:spacing w:after="60"/>
+        <w:ind w:left="312"/>
+      </w:pPr>
+      <w:r>
+        <w:rPr>
+          <w:rFonts w:ascii="Tahoma" w:hAnsi="Tahoma" w:cs="Tahoma" w:eastAsia="Tahoma"/>
+          <w:b/>
+          <w:color w:val="1C2A33"/>
+          <w:sz w:val="20"/>
+          <w:szCs w:val="20"/>
+        </w:rPr>
+        <w:t>• 🔴 ดูได้อย่างเดียว แก้ไขไม่ได้</w:t>
+      </w:r>
+      <w:r>
+        <w:rPr>
+          <w:rFonts w:ascii="Tahoma" w:hAnsi="Tahoma" w:cs="Tahoma" w:eastAsia="Tahoma"/>
+          <w:b w:val="0"/>
+          <w:color w:val="62757F"/>
+          <w:sz w:val="20"/>
+          <w:szCs w:val="20"/>
+        </w:rPr>
+        <w:t xml:space="preserve">  —  หน้านี้ไม่มีปุ่มแก้ไขเลย · การแก้ข้อมูลผู้ปกครองเป็นสิทธิ์ของผู้ปกครองเองและแอดมิน</w:t>
+      </w:r>
+    </w:p>
+    <w:p>
+      <w:pPr>
+        <w:spacing w:after="60"/>
+        <w:ind w:left="312"/>
+      </w:pPr>
+      <w:r>
+        <w:rPr>
+          <w:rFonts w:ascii="Tahoma" w:hAnsi="Tahoma" w:cs="Tahoma" w:eastAsia="Tahoma"/>
+          <w:b/>
+          <w:color w:val="1C2A33"/>
+          <w:sz w:val="20"/>
+          <w:szCs w:val="20"/>
+        </w:rPr>
+        <w:t>• 🔴 สิ่งที่ไม่แสดงในหน้านี้</w:t>
+      </w:r>
+      <w:r>
+        <w:rPr>
+          <w:rFonts w:ascii="Tahoma" w:hAnsi="Tahoma" w:cs="Tahoma" w:eastAsia="Tahoma"/>
+          <w:b w:val="0"/>
+          <w:color w:val="62757F"/>
+          <w:sz w:val="20"/>
+          <w:szCs w:val="20"/>
+        </w:rPr>
+        <w:t xml:space="preserve">  —  **เลขบัตรประชาชน · ที่อยู่ · อีเมล** ไม่ได้แสดง — อยู่ในสิทธิ์ของแอดมิน ถ้าจำเป็นต้องใช้ให้สอบถามแอดมิน · เป็นกฎเดียวกับที่หน้าประวัตินักเรียนบอกคุณครูไว้ · หน้านี้จะบอกแค่ว่า “มีเลขบัตรในระบบแล้วหรือยัง” เพื่อให้ตามเรื่องเอกสารได้ โดยไม่ต้องเห็นตัวเลข</w:t>
+      </w:r>
+    </w:p>
+    <w:p>
+      <w:pPr>
+        <w:spacing w:after="60"/>
+        <w:ind w:left="312"/>
+      </w:pPr>
+      <w:r>
+        <w:rPr>
+          <w:rFonts w:ascii="Tahoma" w:hAnsi="Tahoma" w:cs="Tahoma" w:eastAsia="Tahoma"/>
+          <w:b/>
+          <w:color w:val="1C2A33"/>
+          <w:sz w:val="20"/>
+          <w:szCs w:val="20"/>
+        </w:rPr>
+        <w:t>• ขอบเขต</w:t>
+      </w:r>
+      <w:r>
+        <w:rPr>
+          <w:rFonts w:ascii="Tahoma" w:hAnsi="Tahoma" w:cs="Tahoma" w:eastAsia="Tahoma"/>
+          <w:b w:val="0"/>
+          <w:color w:val="62757F"/>
+          <w:sz w:val="20"/>
+          <w:szCs w:val="20"/>
+        </w:rPr>
+        <w:t xml:space="preserve">  —  เฉพาะครอบครัวของเด็กในชั้นที่ตนดูแล · **หัวหน้าครูดูแลทุกชั้นตามกฎของระบบ จึงเห็นทั้งโรงเรียน** (กฎเดียวกับรายชื่อชั้นเรียนและการเขียนสมุดรายงาน ไม่ใช่กฎพิเศษของหน้านี้)</w:t>
+      </w:r>
+    </w:p>
+    <w:p>
+      <w:pPr>
+        <w:keepNext/>
+        <w:spacing w:before="280" w:after="100"/>
+      </w:pPr>
+      <w:r>
+        <w:rPr>
+          <w:rFonts w:ascii="Tahoma" w:hAnsi="Tahoma" w:cs="Tahoma" w:eastAsia="Tahoma"/>
+          <w:b/>
+          <w:color w:val="2E6E78"/>
+          <w:sz w:val="24"/>
+          <w:szCs w:val="24"/>
+        </w:rPr>
+        <w:t>2.3  เพิ่ม — อนุมัติขั้นที่ 1</w:t>
       </w:r>
     </w:p>
     <w:p>
@@ -644,7 +779,7 @@
           <w:sz w:val="24"/>
           <w:szCs w:val="24"/>
         </w:rPr>
-        <w:t>2.3  เพิ่ม — ขอบเขตที่กว้างขึ้น</w:t>
+        <w:t>2.4  เพิ่ม — ขอบเขตที่กว้างขึ้น</w:t>
       </w:r>
     </w:p>
     <w:p>
